--- a/Lorik_Duhanaj_Bewerbung_Zuger_Kantonsspital.docx
+++ b/Lorik_Duhanaj_Bewerbung_Zuger_Kantonsspital.docx
@@ -153,7 +153,7 @@
         <w:rPr>
           <w:b w:val="0"/>
         </w:rPr>
-        <w:t>An der Wirtschaftsmittelschule machen mir die Fächer Wirtschaft und Recht sowie Rechnungswesen am meisten Spass, weil ich dort verstehe, wie ein Unternehmen funktioniert. Ich arbeite gerne mit Zahlen und freue mich darauf, dieses Wissen bei der Bearbeitung von Rechnungen und der Abrechnung von Fällen einzusetzen. Schon früh habe ich gerne am Computer gearbeitet und inzwischen mehrere ICDL-Advanced-Zertifikate erworben. Im Fach Deutsch konnte ich mich im Zeugnis von einer 4 auf eine 5 hocharbeiten. Mein dreiwöchiger Sprachaufenthalt in Brighton hat zudem mein Englisch gestärkt.</w:t>
+        <w:t>Schon früh habe ich grosse Freude an Tätigkeiten am Computer entwickelt und inzwischen mehrere ICDL-Advanced-Zertifikate erworben. Zusammen mit meinem Interesse an Mathematik und Wirtschaft war die Wirtschaftsmittelschule für mich die richtige Wahl. Besonders die Fächer Mathematik, Wirtschaft und Recht sowie Finanz- und Rechnungswesen bereiten mir Freude und stärken mein Verständnis für wirtschaftliche Zusammenhänge. Meine Zahlenaffinität möchte ich gerne bei der Bearbeitung von Rechnungen und der Abrechnung von Fällen einsetzen. Im Fach Deutsch konnte ich mich im Zeugnis von einer 4 auf eine 5 hocharbeiten, und mein dreiwöchiger Sprachaufenthalt in Brighton hat mein Englisch gestärkt.</w:t>
       </w:r>
     </w:p>
     <w:p>
@@ -164,7 +164,7 @@
         <w:rPr>
           <w:b w:val="0"/>
         </w:rPr>
-        <w:t>Erste praktische Erfahrung konnte ich bereits sammeln: Im Betrieb meines Vaters helfe ich aus und verwalte dort die Post. Ich bin zuverlässig, arbeite genau und gehe offen auf andere zu. Deshalb freue ich mich auch auf den Kontakt mit Patientinnen und Patienten, Mitarbeitenden und Lieferanten am Telefon, per E-Mail und am Schalter.</w:t>
+        <w:t>Erste praktische Erfahrung konnte ich bereits sammeln: Im Betrieb meines Vaters helfe ich aus und verwalte dort die Post. Ich bin zuverlässig, arbeite genau und organisiere gerne. Zudem bereitet mir der Kontakt mit Menschen verschiedener Generationen Freude. Deshalb freue ich mich auch darauf, Patientinnen und Patienten, Mitarbeitenden und Lieferanten am Telefon, per E-Mail und am Schalter Auskunft zu geben.</w:t>
       </w:r>
     </w:p>
     <w:p>
@@ -175,7 +175,7 @@
         <w:rPr>
           <w:b w:val="0"/>
         </w:rPr>
-        <w:t>Im Fussballclub bin ich seit Jahren ein Schlüsselspieler. Dort habe ich gelernt, Verantwortung zu übernehmen und im Team mit vollem Einsatz auf ein Ziel hinzuarbeiten. Beim Schach trainiere ich mein analytisches und strategisches Denken. Ich bin neugierig, packe gerne an und will ständig dazulernen. Genau diese Einstellung möchte ich in Ihr Team einbringen.</w:t>
+        <w:t>Als langjähriger Schlüsselspieler in meinem Fussballclub habe ich gelernt, Verantwortung zu übernehmen, im Team zu arbeiten und mich für gemeinsame Ziele einzusetzen. Beim Schach entwickle ich meine analytische Denkweise weiter und trainiere meine strategischen Fähigkeiten. Ich sehe mich als selbstständige, lösungsorientierte und wissbegierige Persönlichkeit mit hoher Lern- und Leistungsbereitschaft. Genau diese Einstellung möchte ich in Ihr Team einbringen.</w:t>
       </w:r>
     </w:p>
     <w:p>

--- a/Lorik_Duhanaj_Bewerbung_Zuger_Kantonsspital.docx
+++ b/Lorik_Duhanaj_Bewerbung_Zuger_Kantonsspital.docx
@@ -142,7 +142,7 @@
         <w:rPr>
           <w:b w:val="0"/>
         </w:rPr>
-        <w:t>Mit grossem Interesse bewerbe ich mich für das WMS-Praktikum am Zuger Kantonsspital ab 1. August 2027. Zurzeit besuche ich das 3. Jahr der Wirtschaftsmittelschule und freue mich darauf, mein Wissen in der Praxis anzuwenden. Das Gesundheitswesen interessiert mich, weil es sich ständig weiterentwickelt und wirklich etwas bewegt. Besonders spricht mich an, dass ich während des Praktikums Einblick in verschiedene Abteilungen wie Patientenaufnahme, Patientenabrechnung, Einkauf und Finanzbuchhaltung erhalte.</w:t>
+        <w:t>Mit grossem Interesse bewerbe ich mich für das WMS-Praktikum am Zuger Kantonsspital ab 1. August 2027. Besonders ansprechend finde ich die Möglichkeit, meine administrativen Fähigkeiten, meine Freude am Organisieren und mein Interesse am Gesundheitswesen in einem Spital einzubringen. Die Aufgaben bei der Bearbeitung von Rechnungen, der Abrechnung von Fällen sowie bei Auskünften am Telefon, per E-Mail und am Schalter entsprechen meinen Interessen. Besonders motiviert mich die Aussicht, in einem professionellen Umfeld zu arbeiten, erfahrene Fachpersonen bei ihren vielseitigen Aufgaben zu unterstützen und dabei einen breiten Einblick in Abteilungen wie Patientenaufnahme, Patientenabrechnung, Einkauf und Finanzbuchhaltung zu erhalten.</w:t>
       </w:r>
     </w:p>
     <w:p>
@@ -153,7 +153,7 @@
         <w:rPr>
           <w:b w:val="0"/>
         </w:rPr>
-        <w:t>Schon früh habe ich grosse Freude an Tätigkeiten am Computer entwickelt und inzwischen mehrere ICDL-Advanced-Zertifikate erworben. Zusammen mit meinem Interesse an Mathematik und Wirtschaft war die Wirtschaftsmittelschule für mich die richtige Wahl. Besonders die Fächer Mathematik, Wirtschaft und Recht sowie Finanz- und Rechnungswesen bereiten mir Freude und stärken mein Verständnis für wirtschaftliche Zusammenhänge. Meine Zahlenaffinität möchte ich gerne bei der Bearbeitung von Rechnungen und der Abrechnung von Fällen einsetzen. Im Fach Deutsch konnte ich mich im Zeugnis von einer 4 auf eine 5 hocharbeiten, und mein dreiwöchiger Sprachaufenthalt in Brighton hat mein Englisch gestärkt.</w:t>
+        <w:t>Schon früh entwickelte ich eine grosse Freude an Tätigkeiten am Computer und habe inzwischen mehrere ICDL-Advanced-Zertifikate erworben. Zusammen mit meinem Interesse an Mathematik und Wirtschaft stellte sich für mich die Frage, welche Ausbildung am besten zu meinen Interessen und Stärken passt. Die Wirtschaftsmittelschule erwies sich für mich als passende Wahl. Besonders die Fächer Mathematik, Wirtschaft und Recht sowie Finanz- und Rechnungswesen bereiten mir Freude und stärken mein Verständnis für wirtschaftliche Zusammenhänge. Im Fach Deutsch konnte ich mich im Zeugnis von einer 4 auf eine 5 hocharbeiten. Gleichzeitig zeichnen mich Zuverlässigkeit, eine hohe Zahlenaffinität und eine motivierte Lernbereitschaft aus. Erste praktische Erfahrung sammle ich im Betrieb meines Vaters, wo ich aushelfe und die Post verwalte. Auch der Kontakt mit Menschen verschiedener Generationen bereitet mir Freude.</w:t>
       </w:r>
     </w:p>
     <w:p>
@@ -164,18 +164,7 @@
         <w:rPr>
           <w:b w:val="0"/>
         </w:rPr>
-        <w:t>Erste praktische Erfahrung konnte ich bereits sammeln: Im Betrieb meines Vaters helfe ich aus und verwalte dort die Post. Ich bin zuverlässig, arbeite genau und organisiere gerne. Zudem bereitet mir der Kontakt mit Menschen verschiedener Generationen Freude. Deshalb freue ich mich auch darauf, Patientinnen und Patienten, Mitarbeitenden und Lieferanten am Telefon, per E-Mail und am Schalter Auskunft zu geben.</w:t>
-      </w:r>
-    </w:p>
-    <w:p>
-      <w:pPr>
-        <w:spacing w:after="200"/>
-      </w:pPr>
-      <w:r>
-        <w:rPr>
-          <w:b w:val="0"/>
-        </w:rPr>
-        <w:t>Als langjähriger Schlüsselspieler in meinem Fussballclub habe ich gelernt, Verantwortung zu übernehmen, im Team zu arbeiten und mich für gemeinsame Ziele einzusetzen. Beim Schach entwickle ich meine analytische Denkweise weiter und trainiere meine strategischen Fähigkeiten. Ich sehe mich als selbstständige, lösungsorientierte und wissbegierige Persönlichkeit mit hoher Lern- und Leistungsbereitschaft. Genau diese Einstellung möchte ich in Ihr Team einbringen.</w:t>
+        <w:t>Als langjähriger Schlüsselspieler in meinem Fussballclub habe ich gelernt, Verantwortung zu übernehmen, im Team zu arbeiten und mich für gemeinsame Ziele einzusetzen. Beim Schach kann ich meine analytische Denkweise weiterentwickeln und meine strategischen Fähigkeiten trainieren. Zusammen mit meiner Neugier, meiner Erfahrung aus einem dreiwöchigen Sprachaufenthalt in Brighton sowie meiner hohen Leistungs- und Lernbereitschaft sehe ich mich als selbstständige, lösungsorientierte und wissbegierige Persönlichkeit.</w:t>
       </w:r>
     </w:p>
     <w:p>
